--- a/Предмтеная область Баранов.docx
+++ b/Предмтеная область Баранов.docx
@@ -6,6 +6,7 @@
       <w:pPr>
         <w:pStyle w:val="TitleCustom"/>
         <w:spacing w:after="240"/>
+        <w:ind w:firstLine="720"/>
         <w:jc w:val="center"/>
         <w:rPr>
           <w:lang w:val="ru-RU"/>
@@ -29,13 +30,7 @@
         <w:rPr>
           <w:lang w:val="ru-RU"/>
         </w:rPr>
-        <w:t xml:space="preserve">Требуется разработать информационную систему для арендодателя, осуществляющего деятельность в сфере посуточной аренды жилья, с целью автоматизации процессов размещения объектов, приема и обработки бронирований, хранения данных о </w:t>
-      </w:r>
-      <w:r>
-        <w:rPr>
-          <w:lang w:val="ru-RU"/>
-        </w:rPr>
-        <w:t>клиентах и поддержки принятия решений по работе с потенциальными клиентами.</w:t>
+        <w:t>Требуется разработать информационную систему для арендодателя, осуществляющего деятельность в сфере посуточной аренды жилья, с целью автоматизации процессов размещения объектов, приема и обработки бронирований, хранения данных о клиентах и поддержки принятия решений по работе с потенциальными клиентами.</w:t>
       </w:r>
     </w:p>
     <w:p>
@@ -49,13 +44,7 @@
         <w:rPr>
           <w:lang w:val="ru-RU"/>
         </w:rPr>
-        <w:t>Система должна предоставлять актуальную информацию об объектах размещения, свободных датах, условиях проживания, стоимости аренды, отзывах и бронированиях как сотрудникам арендодат</w:t>
-      </w:r>
-      <w:r>
-        <w:rPr>
-          <w:lang w:val="ru-RU"/>
-        </w:rPr>
-        <w:t>еля, так и клиентам.</w:t>
+        <w:t>Система должна предоставлять актуальную информацию об объектах размещения, свободных датах, условиях проживания, стоимости аренды, отзывах и бронированиях как сотрудникам арендодателя, так и клиентам.</w:t>
       </w:r>
     </w:p>
     <w:p>
@@ -113,13 +102,7 @@
         <w:rPr>
           <w:lang w:val="ru-RU"/>
         </w:rPr>
-        <w:t>– роль</w:t>
-      </w:r>
-      <w:r>
-        <w:rPr>
-          <w:lang w:val="ru-RU"/>
-        </w:rPr>
-        <w:t xml:space="preserve"> пользователя;</w:t>
+        <w:t>– роль пользователя;</w:t>
       </w:r>
     </w:p>
     <w:p>
@@ -222,13 +205,7 @@
         <w:rPr>
           <w:lang w:val="ru-RU"/>
         </w:rPr>
-        <w:t>Для учета объектов размещения используется справочник объектов. Объект разме</w:t>
-      </w:r>
-      <w:r>
-        <w:rPr>
-          <w:lang w:val="ru-RU"/>
-        </w:rPr>
-        <w:t>щения характеризуется следующими данными:</w:t>
+        <w:t>Для учета объектов размещения используется справочник объектов. Объект размещения характеризуется следующими данными:</w:t>
       </w:r>
     </w:p>
     <w:p>
@@ -348,13 +325,7 @@
         <w:rPr>
           <w:lang w:val="ru-RU"/>
         </w:rPr>
-        <w:t>– максимальное количество госте</w:t>
-      </w:r>
-      <w:r>
-        <w:rPr>
-          <w:lang w:val="ru-RU"/>
-        </w:rPr>
-        <w:t>й;</w:t>
+        <w:t>– максимальное количество гостей;</w:t>
       </w:r>
     </w:p>
     <w:p>
@@ -444,13 +415,7 @@
         <w:rPr>
           <w:lang w:val="ru-RU"/>
         </w:rPr>
-        <w:t xml:space="preserve">– </w:t>
-      </w:r>
-      <w:r>
-        <w:rPr>
-          <w:lang w:val="ru-RU"/>
-        </w:rPr>
-        <w:t>уникальный идентификатор удобства;</w:t>
+        <w:t>– уникальный идентификатор удобства;</w:t>
       </w:r>
     </w:p>
     <w:p>
@@ -523,13 +488,7 @@
         <w:rPr>
           <w:lang w:val="ru-RU"/>
         </w:rPr>
-        <w:t>Для хранения информации о клиентах используется сп</w:t>
-      </w:r>
-      <w:r>
-        <w:rPr>
-          <w:lang w:val="ru-RU"/>
-        </w:rPr>
-        <w:t>равочник клиентов. Клиент характеризуется следующими данными:</w:t>
+        <w:t>Для хранения информации о клиентах используется справочник клиентов. Клиент характеризуется следующими данными:</w:t>
       </w:r>
     </w:p>
     <w:p>
@@ -642,13 +601,7 @@
         <w:rPr>
           <w:lang w:val="ru-RU"/>
         </w:rPr>
-        <w:t>Для учета поведения клиента используется справочник событий активности клиент</w:t>
-      </w:r>
-      <w:r>
-        <w:rPr>
-          <w:lang w:val="ru-RU"/>
-        </w:rPr>
-        <w:t>а, который включает:</w:t>
+        <w:t>Для учета поведения клиента используется справочник событий активности клиента, который включает:</w:t>
       </w:r>
     </w:p>
     <w:p>
@@ -752,13 +705,7 @@
         <w:rPr>
           <w:lang w:val="ru-RU"/>
         </w:rPr>
-        <w:t>– уника</w:t>
-      </w:r>
-      <w:r>
-        <w:rPr>
-          <w:lang w:val="ru-RU"/>
-        </w:rPr>
-        <w:t>льный идентификатор источника;</w:t>
+        <w:t>– уникальный идентификатор источника;</w:t>
       </w:r>
     </w:p>
     <w:p>
@@ -818,13 +765,7 @@
           <w:lang w:val="ru-RU"/>
         </w:rPr>
         <w:lastRenderedPageBreak/>
-        <w:t xml:space="preserve">– идентификатор объекта </w:t>
-      </w:r>
-      <w:r>
-        <w:rPr>
-          <w:lang w:val="ru-RU"/>
-        </w:rPr>
-        <w:t>размещения;</w:t>
+        <w:t>– идентификатор объекта размещения;</w:t>
       </w:r>
     </w:p>
     <w:p>
@@ -973,13 +914,7 @@
         <w:rPr>
           <w:lang w:val="ru-RU"/>
         </w:rPr>
-        <w:t xml:space="preserve">Для хранения информации о </w:t>
-      </w:r>
-      <w:r>
-        <w:rPr>
-          <w:lang w:val="ru-RU"/>
-        </w:rPr>
-        <w:t>статусах бронирования используется справочник статусов бронирования, содержащий:</w:t>
+        <w:t>Для хранения информации о статусах бронирования используется справочник статусов бронирования, содержащий:</w:t>
       </w:r>
     </w:p>
     <w:p>
@@ -1038,13 +973,7 @@
         <w:rPr>
           <w:lang w:val="ru-RU"/>
         </w:rPr>
-        <w:t>– уни</w:t>
-      </w:r>
-      <w:r>
-        <w:rPr>
-          <w:lang w:val="ru-RU"/>
-        </w:rPr>
-        <w:t>кальный идентификатор отзыва;</w:t>
+        <w:t>– уникальный идентификатор отзыва;</w:t>
       </w:r>
     </w:p>
     <w:p>
@@ -1148,13 +1077,7 @@
         <w:rPr>
           <w:lang w:val="ru-RU"/>
         </w:rPr>
-        <w:t>– ун</w:t>
-      </w:r>
-      <w:r>
-        <w:rPr>
-          <w:lang w:val="ru-RU"/>
-        </w:rPr>
-        <w:t>икальный идентификатор оценки;</w:t>
+        <w:t>– уникальный идентификатор оценки;</w:t>
       </w:r>
     </w:p>
     <w:p>
@@ -1228,13 +1151,7 @@
         <w:rPr>
           <w:lang w:val="ru-RU"/>
         </w:rPr>
-        <w:t>– уникальный идентификатор реко</w:t>
-      </w:r>
-      <w:r>
-        <w:rPr>
-          <w:lang w:val="ru-RU"/>
-        </w:rPr>
-        <w:t>мендации;</w:t>
+        <w:t>– уникальный идентификатор рекомендации;</w:t>
       </w:r>
     </w:p>
     <w:p>
@@ -1324,13 +1241,7 @@
         <w:rPr>
           <w:lang w:val="ru-RU"/>
         </w:rPr>
-        <w:t xml:space="preserve">– уникальный </w:t>
-      </w:r>
-      <w:r>
-        <w:rPr>
-          <w:lang w:val="ru-RU"/>
-        </w:rPr>
-        <w:t>идентификатор записи календаря;</w:t>
+        <w:t>– уникальный идентификатор записи календаря;</w:t>
       </w:r>
     </w:p>
     <w:p>
@@ -1449,13 +1360,7 @@
         <w:rPr>
           <w:lang w:val="ru-RU"/>
         </w:rPr>
-        <w:t>– справочник клиен</w:t>
-      </w:r>
-      <w:r>
-        <w:rPr>
-          <w:lang w:val="ru-RU"/>
-        </w:rPr>
-        <w:t>тов;</w:t>
+        <w:t>– справочник клиентов;</w:t>
       </w:r>
     </w:p>
     <w:p>
@@ -1574,13 +1479,7 @@
         <w:rPr>
           <w:lang w:val="ru-RU"/>
         </w:rPr>
-        <w:t>– отображение отзывов и оцено</w:t>
-      </w:r>
-      <w:r>
-        <w:rPr>
-          <w:lang w:val="ru-RU"/>
-        </w:rPr>
-        <w:t>к;</w:t>
+        <w:t>– отображение отзывов и оценок;</w:t>
       </w:r>
     </w:p>
     <w:p>
@@ -1669,13 +1568,7 @@
         <w:rPr>
           <w:lang w:val="ru-RU"/>
         </w:rPr>
-        <w:t xml:space="preserve">– </w:t>
-      </w:r>
-      <w:r>
-        <w:rPr>
-          <w:lang w:val="ru-RU"/>
-        </w:rPr>
-        <w:t>процент предоплаты должен находиться в диапазоне от 0 до 100;</w:t>
+        <w:t>– процент предоплаты должен находиться в диапазоне от 0 до 100;</w:t>
       </w:r>
     </w:p>
     <w:p>
@@ -1720,13 +1613,7 @@
         <w:rPr>
           <w:lang w:val="ru-RU"/>
         </w:rPr>
-        <w:t xml:space="preserve">– отзыв может оставить только клиент, у которого есть завершенное бронирование по данному </w:t>
-      </w:r>
-      <w:r>
-        <w:rPr>
-          <w:lang w:val="ru-RU"/>
-        </w:rPr>
-        <w:t>объекту;</w:t>
+        <w:t>– отзыв может оставить только клиент, у которого есть завершенное бронирование по данному объекту;</w:t>
       </w:r>
     </w:p>
     <w:p>
@@ -1786,13 +1673,7 @@
           <w:lang w:val="ru-RU"/>
         </w:rPr>
         <w:lastRenderedPageBreak/>
-        <w:t>С данной информационной системой должны рабо</w:t>
-      </w:r>
-      <w:r>
-        <w:rPr>
-          <w:lang w:val="ru-RU"/>
-        </w:rPr>
-        <w:t>тать следующие группы пользователей:</w:t>
+        <w:t>С данной информационной системой должны работать следующие группы пользователей:</w:t>
       </w:r>
     </w:p>
     <w:p>
@@ -1896,13 +1777,7 @@
         <w:rPr>
           <w:lang w:val="ru-RU"/>
         </w:rPr>
-        <w:t>– просмотр карточек объектов, фотографий,</w:t>
-      </w:r>
-      <w:r>
-        <w:rPr>
-          <w:lang w:val="ru-RU"/>
-        </w:rPr>
-        <w:t xml:space="preserve"> удобств, правил проживания, оценок и отзывов;</w:t>
+        <w:t>– просмотр карточек объектов, фотографий, удобств, правил проживания, оценок и отзывов;</w:t>
       </w:r>
     </w:p>
     <w:p>
@@ -1991,13 +1866,7 @@
         <w:rPr>
           <w:lang w:val="ru-RU"/>
         </w:rPr>
-        <w:t>– оф</w:t>
-      </w:r>
-      <w:r>
-        <w:rPr>
-          <w:lang w:val="ru-RU"/>
-        </w:rPr>
-        <w:t>ормление бронирования;</w:t>
+        <w:t>– оформление бронирования;</w:t>
       </w:r>
     </w:p>
     <w:p>
@@ -2086,13 +1955,7 @@
         <w:rPr>
           <w:lang w:val="ru-RU"/>
         </w:rPr>
-        <w:t>– просмотр и редактирование объектов ра</w:t>
-      </w:r>
-      <w:r>
-        <w:rPr>
-          <w:lang w:val="ru-RU"/>
-        </w:rPr>
-        <w:t>змещения;</w:t>
+        <w:t>– просмотр и редактирование объектов размещения;</w:t>
       </w:r>
     </w:p>
     <w:p>
@@ -2182,13 +2045,7 @@
         <w:rPr>
           <w:lang w:val="ru-RU"/>
         </w:rPr>
-        <w:t xml:space="preserve">– просмотр рекомендаций системы по действиям с </w:t>
-      </w:r>
-      <w:r>
-        <w:rPr>
-          <w:lang w:val="ru-RU"/>
-        </w:rPr>
-        <w:t>клиентом.</w:t>
+        <w:t>– просмотр рекомендаций системы по действиям с клиентом.</w:t>
       </w:r>
     </w:p>
     <w:p>
@@ -2277,13 +2134,7 @@
         <w:rPr>
           <w:lang w:val="ru-RU"/>
         </w:rPr>
-        <w:t>– просмотр и изменение справочн</w:t>
-      </w:r>
-      <w:r>
-        <w:rPr>
-          <w:lang w:val="ru-RU"/>
-        </w:rPr>
-        <w:t>иков удобств и правил проживания;</w:t>
+        <w:t>– просмотр и изменение справочников удобств и правил проживания;</w:t>
       </w:r>
     </w:p>
     <w:p>
@@ -2328,13 +2179,7 @@
         <w:rPr>
           <w:lang w:val="ru-RU"/>
         </w:rPr>
-        <w:t>Дополнительно в системе должен быть реализован интеллектуальный модуль, который на основе выбора дат, оставления кон</w:t>
-      </w:r>
-      <w:r>
-        <w:rPr>
-          <w:lang w:val="ru-RU"/>
-        </w:rPr>
-        <w:t>тактов, длительности сессии и количества возвратов клиента на сайт определяет вероятность горячести лида в процентах и формирует рекомендацию владельцу или менеджеру, если клиент выбрал даты или оставил контакты, но не завершил бронирование.</w:t>
+        <w:t>Дополнительно в системе должен быть реализован интеллектуальный модуль, который на основе выбора дат, оставления контактов, длительности сессии и количества возвратов клиента на сайт определяет вероятность горячести лида в процентах и формирует рекомендацию владельцу или менеджеру, если клиент выбрал даты или оставил контакты, но не завершил бронирование.</w:t>
       </w:r>
     </w:p>
     <w:sectPr>
@@ -2835,11 +2680,6 @@
     <w:lsdException w:name="Book Title" w:uiPriority="33" w:qFormat="1"/>
     <w:lsdException w:name="Bibliography" w:semiHidden="1" w:uiPriority="37" w:unhideWhenUsed="1"/>
     <w:lsdException w:name="TOC Heading" w:semiHidden="1" w:uiPriority="39" w:unhideWhenUsed="1" w:qFormat="1"/>
-    <w:lsdException w:name="Plain Table 5" w:semiHidden="1" w:unhideWhenUsed="1"/>
-    <w:lsdException w:name="Grid Table Light" w:semiHidden="1" w:unhideWhenUsed="1"/>
-    <w:lsdException w:name="Grid Table 1 Light" w:semiHidden="1" w:unhideWhenUsed="1"/>
-    <w:lsdException w:name="Grid Table 2" w:semiHidden="1" w:unhideWhenUsed="1"/>
-    <w:lsdException w:name="Grid Table 3" w:semiHidden="1" w:unhideWhenUsed="1"/>
     <w:lsdException w:name="Grid Table 4" w:uiPriority="49"/>
     <w:lsdException w:name="Grid Table 5 Dark" w:uiPriority="50"/>
     <w:lsdException w:name="Grid Table 6 Colorful" w:uiPriority="51"/>
